--- a/Strategy/Commandos Behind Enemy Lines (332 MB)/3-Media (78.7 MB)/1-Images/4-Logos & Icons/Source.docx
+++ b/Strategy/Commandos Behind Enemy Lines (332 MB)/3-Media (78.7 MB)/1-Images/4-Logos & Icons/Source.docx
@@ -24,7 +24,7 @@
         <w:t>: [</w:t>
       </w:r>
       <w:r>
-        <w:t>604541b9b9f266538ed001ea49fcc956.png</w:t>
+        <w:t>26ad18ebce74087e6885d52a53bd72ae.png</w:t>
       </w:r>
       <w:r>
         <w:t xml:space="preserve"> -&gt; </w:t>
@@ -148,20 +148,26 @@
           <w:rPr>
             <w:rStyle w:val="Hyperlink"/>
           </w:rPr>
-          <w:t>https://www.steamgriddb.com/icon/14448</w:t>
+          <w:t>https://www.steamgriddb.com/icon/14450</w:t>
         </w:r>
       </w:hyperlink>
       <w:r>
-        <w:t xml:space="preserve"> -&gt; </w:t>
+        <w:t xml:space="preserve"> </w:t>
+      </w:r>
+      <w:r>
+        <w:t xml:space="preserve">-&gt; </w:t>
       </w:r>
       <w:hyperlink r:id="rId6" w:history="1">
         <w:r>
           <w:rPr>
             <w:rStyle w:val="Hyperlink"/>
           </w:rPr>
-          <w:t>https://cdn2.steamgriddb.com/icon/604541b9b9f266538ed001ea49fcc956.png</w:t>
+          <w:t>https://cdn2.steamgriddb.com/icon/26ad18ebce74087e6885d52a53bd72ae.png</w:t>
         </w:r>
       </w:hyperlink>
+      <w:r>
+        <w:t xml:space="preserve"> </w:t>
+      </w:r>
       <w:r>
         <w:t xml:space="preserve"> </w:t>
       </w:r>
@@ -280,7 +286,19 @@
         <w:t>Download Date</w:t>
       </w:r>
       <w:r>
-        <w:t>: 8/29/2025</w:t>
+        <w:t xml:space="preserve">: </w:t>
+      </w:r>
+      <w:r>
+        <w:t>9</w:t>
+      </w:r>
+      <w:r>
+        <w:t>/</w:t>
+      </w:r>
+      <w:r>
+        <w:t>9</w:t>
+      </w:r>
+      <w:r>
+        <w:t>/2025</w:t>
       </w:r>
     </w:p>
     <w:p>
@@ -301,7 +319,15 @@
         <w:t xml:space="preserve">: </w:t>
       </w:r>
       <w:r>
-        <w:t xml:space="preserve">KINGSTON Games (F:)/Games/.. </w:t>
+        <w:t>KINGSTON Games (F:)/Games</w:t>
+      </w:r>
+      <w:proofErr w:type="gramStart"/>
+      <w:r>
+        <w:t>/..</w:t>
+      </w:r>
+      <w:proofErr w:type="gramEnd"/>
+      <w:r>
+        <w:t xml:space="preserve"> </w:t>
       </w:r>
       <w:r>
         <w:br/>
@@ -1330,7 +1356,6 @@
   <w:style w:type="character" w:default="1" w:styleId="DefaultParagraphFont">
     <w:name w:val="Default Paragraph Font"/>
     <w:uiPriority w:val="1"/>
-    <w:semiHidden/>
     <w:unhideWhenUsed/>
   </w:style>
   <w:style w:type="table" w:default="1" w:styleId="TableNormal">
